--- a/docs/IngenieriaII/Adicionales.docx
+++ b/docs/IngenieriaII/Adicionales.docx
@@ -628,8 +628,80 @@
         <w:t>Diagrama Preliminar del Modelo de Dominio:</w:t>
       </w:r>
     </w:p>
+    <w:p/>
+    <w:p>
+      <w:r>
+        <w:rPr>
+          <w:noProof/>
+        </w:rPr>
+        <w:drawing>
+          <wp:anchor distT="0" distB="0" distL="114300" distR="114300" simplePos="0" relativeHeight="251658240" behindDoc="1" locked="0" layoutInCell="1" allowOverlap="1" wp14:anchorId="56E647D4" wp14:editId="343E9DE9">
+            <wp:simplePos x="0" y="0"/>
+            <wp:positionH relativeFrom="column">
+              <wp:posOffset>62442</wp:posOffset>
+            </wp:positionH>
+            <wp:positionV relativeFrom="paragraph">
+              <wp:posOffset>565997</wp:posOffset>
+            </wp:positionV>
+            <wp:extent cx="5612130" cy="2773045"/>
+            <wp:effectExtent l="0" t="0" r="7620" b="8255"/>
+            <wp:wrapTight wrapText="bothSides">
+              <wp:wrapPolygon edited="0">
+                <wp:start x="0" y="0"/>
+                <wp:lineTo x="0" y="21516"/>
+                <wp:lineTo x="21556" y="21516"/>
+                <wp:lineTo x="21556" y="0"/>
+                <wp:lineTo x="0" y="0"/>
+              </wp:wrapPolygon>
+            </wp:wrapTight>
+            <wp:docPr id="257374803" name="Imagen 1"/>
+            <wp:cNvGraphicFramePr>
+              <a:graphicFrameLocks xmlns:a="http://schemas.openxmlformats.org/drawingml/2006/main" noChangeAspect="1"/>
+            </wp:cNvGraphicFramePr>
+            <a:graphic xmlns:a="http://schemas.openxmlformats.org/drawingml/2006/main">
+              <a:graphicData uri="http://schemas.openxmlformats.org/drawingml/2006/picture">
+                <pic:pic xmlns:pic="http://schemas.openxmlformats.org/drawingml/2006/picture">
+                  <pic:nvPicPr>
+                    <pic:cNvPr id="0" name="Picture 1"/>
+                    <pic:cNvPicPr>
+                      <a:picLocks noChangeAspect="1" noChangeArrowheads="1"/>
+                    </pic:cNvPicPr>
+                  </pic:nvPicPr>
+                  <pic:blipFill>
+                    <a:blip r:embed="rId7" cstate="print">
+                      <a:extLst>
+                        <a:ext uri="{28A0092B-C50C-407E-A947-70E740481C1C}">
+                          <a14:useLocalDpi xmlns:a14="http://schemas.microsoft.com/office/drawing/2010/main" val="0"/>
+                        </a:ext>
+                      </a:extLst>
+                    </a:blip>
+                    <a:srcRect/>
+                    <a:stretch>
+                      <a:fillRect/>
+                    </a:stretch>
+                  </pic:blipFill>
+                  <pic:spPr bwMode="auto">
+                    <a:xfrm>
+                      <a:off x="0" y="0"/>
+                      <a:ext cx="5612130" cy="2773045"/>
+                    </a:xfrm>
+                    <a:prstGeom prst="rect">
+                      <a:avLst/>
+                    </a:prstGeom>
+                    <a:noFill/>
+                    <a:ln>
+                      <a:noFill/>
+                    </a:ln>
+                  </pic:spPr>
+                </pic:pic>
+              </a:graphicData>
+            </a:graphic>
+          </wp:anchor>
+        </w:drawing>
+      </w:r>
+    </w:p>
     <w:sectPr>
-      <w:headerReference w:type="default" r:id="rId7"/>
+      <w:headerReference w:type="default" r:id="rId8"/>
       <w:pgSz w:w="12240" w:h="15840"/>
       <w:pgMar w:top="1417" w:right="1701" w:bottom="1417" w:left="1701" w:header="708" w:footer="708" w:gutter="0"/>
       <w:cols w:space="708"/>
@@ -1503,6 +1575,7 @@
   <w:style w:type="character" w:default="1" w:styleId="Fuentedeprrafopredeter">
     <w:name w:val="Default Paragraph Font"/>
     <w:uiPriority w:val="1"/>
+    <w:semiHidden/>
     <w:unhideWhenUsed/>
   </w:style>
   <w:style w:type="table" w:default="1" w:styleId="Tablanormal">
@@ -1974,6 +2047,8 @@
     <w:rsidRoot w:val="00272BAA"/>
     <w:rsid w:val="000C4F2D"/>
     <w:rsid w:val="00272BAA"/>
+    <w:rsid w:val="009D7A57"/>
+    <w:rsid w:val="00D52E78"/>
   </w:rsids>
   <m:mathPr>
     <m:mathFont m:val="Cambria Math"/>
@@ -1990,8 +2065,8 @@
   </m:mathPr>
   <w:themeFontLang w:val="es-CR"/>
   <w:clrSchemeMapping w:bg1="light1" w:t1="dark1" w:bg2="light2" w:t2="dark2" w:accent1="accent1" w:accent2="accent2" w:accent3="accent3" w:accent4="accent4" w:accent5="accent5" w:accent6="accent6" w:hyperlink="hyperlink" w:followedHyperlink="followedHyperlink"/>
-  <w:decimalSymbol w:val=","/>
-  <w:listSeparator w:val=";"/>
+  <w:decimalSymbol w:val="."/>
+  <w:listSeparator w:val=","/>
   <w15:chartTrackingRefBased/>
 </w:settings>
 </file>

--- a/docs/IngenieriaII/Adicionales.docx
+++ b/docs/IngenieriaII/Adicionales.docx
@@ -95,6 +95,7 @@
           </w:placeholder>
           <w15:appearance w15:val="hidden"/>
         </w:sdtPr>
+        <w:sdtEndPr/>
         <w:sdtContent>
           <w:r>
             <w:rPr>
@@ -116,6 +117,7 @@
           </w:placeholder>
           <w15:appearance w15:val="hidden"/>
         </w:sdtPr>
+        <w:sdtEndPr/>
         <w:sdtContent>
           <w:r>
             <w:rPr>
@@ -410,6 +412,7 @@
           </w:placeholder>
           <w15:appearance w15:val="hidden"/>
         </w:sdtPr>
+        <w:sdtEndPr/>
         <w:sdtContent>
           <w:r>
             <w:rPr>
@@ -627,9 +630,6 @@
         <w:lastRenderedPageBreak/>
         <w:t>Diagrama Preliminar del Modelo de Dominio:</w:t>
       </w:r>
-    </w:p>
-    <w:p/>
-    <w:p>
       <w:r>
         <w:rPr>
           <w:noProof/>
@@ -2047,6 +2047,7 @@
     <w:rsidRoot w:val="00272BAA"/>
     <w:rsid w:val="000C4F2D"/>
     <w:rsid w:val="00272BAA"/>
+    <w:rsid w:val="003C7A94"/>
     <w:rsid w:val="009D7A57"/>
     <w:rsid w:val="00D52E78"/>
   </w:rsids>
@@ -2065,8 +2066,8 @@
   </m:mathPr>
   <w:themeFontLang w:val="es-CR"/>
   <w:clrSchemeMapping w:bg1="light1" w:t1="dark1" w:bg2="light2" w:t2="dark2" w:accent1="accent1" w:accent2="accent2" w:accent3="accent3" w:accent4="accent4" w:accent5="accent5" w:accent6="accent6" w:hyperlink="hyperlink" w:followedHyperlink="followedHyperlink"/>
-  <w:decimalSymbol w:val="."/>
-  <w:listSeparator w:val=","/>
+  <w:decimalSymbol w:val=","/>
+  <w:listSeparator w:val=";"/>
   <w15:chartTrackingRefBased/>
 </w:settings>
 </file>
